--- a/Curso_Fullstack_Python_Django_React/01_FUNDAMENTOS_DJANGO/Aula_2_Django_Catalogo_de_Produtos_Ilustrada_1789878282235.docx
+++ b/Curso_Fullstack_Python_Django_React/01_FUNDAMENTOS_DJANGO/Aula_2_Django_Catalogo_de_Produtos_Ilustrada_1789878282235.docx
@@ -1278,6 +1278,19 @@
       <w:t>TaskFlow • Curso de Django • Aula 2</w:t>
     </w:r>
   </w:p>
+  <w:p>
+    <w:pPr>
+      <w:jc w:val="center"/>
+    </w:pPr>
+    <w:r>
+      <w:rPr>
+        <w:rFonts w:ascii="Arial" w:hAnsi="Arial"/>
+        <w:color w:val="64748B"/>
+        <w:sz w:val="16"/>
+      </w:rPr>
+      <w:t>Elaborado por Osvaldo Queta — Engenheiro Informático desde 2015 — Programador Sénior com mais de 8 anos de experiência</w:t>
+    </w:r>
+  </w:p>
 </w:ftr>
 </file>
 

--- a/Curso_Fullstack_Python_Django_React/01_FUNDAMENTOS_DJANGO/Aula_2_Django_Catalogo_de_Produtos_Ilustrada_1789878282235.docx
+++ b/Curso_Fullstack_Python_Django_React/01_FUNDAMENTOS_DJANGO/Aula_2_Django_Catalogo_de_Produtos_Ilustrada_1789878282235.docx
@@ -1254,6 +1254,7 @@
     <w:p/>
     <w:sectPr>
       <w:footerReference w:type="default" r:id="rId9"/>
+      <w:headerReference w:type="default" r:id="rId14"/>
       <w:pgSz w:w="12240" w:h="15840"/>
       <w:pgMar w:top="1008" w:right="1152" w:bottom="936" w:left="1152" w:header="720" w:footer="720" w:gutter="0"/>
       <w:cols w:space="720"/>
@@ -1292,6 +1293,26 @@
     </w:r>
   </w:p>
 </w:ftr>
+</file>
+
+<file path=word/header1.xml><?xml version="1.0" encoding="utf-8"?>
+<w:hdr xmlns:m="http://schemas.openxmlformats.org/officeDocument/2006/math" xmlns:mc="http://schemas.openxmlformats.org/markup-compatibility/2006" xmlns:mo="http://schemas.microsoft.com/office/mac/office/2008/main" xmlns:mv="urn:schemas-microsoft-com:mac:vml" xmlns:o="urn:schemas-microsoft-com:office:office" xmlns:r="http://schemas.openxmlformats.org/officeDocument/2006/relationships" xmlns:v="urn:schemas-microsoft-com:vml" xmlns:w10="urn:schemas-microsoft-com:office:word" xmlns:w14="http://schemas.microsoft.com/office/word/2010/wordml" xmlns:w="http://schemas.openxmlformats.org/wordprocessingml/2006/main" xmlns:wne="http://schemas.microsoft.com/office/word/2006/wordml" xmlns:wp14="http://schemas.microsoft.com/office/word/2010/wordprocessingDrawing" xmlns:wp="http://schemas.openxmlformats.org/drawingml/2006/wordprocessingDrawing" xmlns:wpc="http://schemas.microsoft.com/office/word/2010/wordprocessingCanvas" xmlns:wpg="http://schemas.microsoft.com/office/word/2010/wordprocessingGroup" xmlns:wpi="http://schemas.microsoft.com/office/word/2010/wordprocessingInk" xmlns:wps="http://schemas.microsoft.com/office/word/2010/wordprocessingShape" mc:Ignorable="w14 wp14">
+  <w:p>
+    <w:pPr>
+      <w:pStyle w:val="Header"/>
+      <w:jc w:val="center"/>
+    </w:pPr>
+    <w:r>
+      <w:rPr>
+        <w:rFonts w:ascii="Arial" w:hAnsi="Arial"/>
+        <w:b/>
+        <w:color w:val="0F172A"/>
+        <w:sz w:val="18"/>
+      </w:rPr>
+      <w:t>Analista de Sistemas</w:t>
+    </w:r>
+  </w:p>
+</w:hdr>
 </file>
 
 <file path=word/numbering.xml><?xml version="1.0" encoding="utf-8"?>

--- a/Curso_Fullstack_Python_Django_React/01_FUNDAMENTOS_DJANGO/Aula_2_Django_Catalogo_de_Produtos_Ilustrada_1789878282235.docx
+++ b/Curso_Fullstack_Python_Django_React/01_FUNDAMENTOS_DJANGO/Aula_2_Django_Catalogo_de_Produtos_Ilustrada_1789878282235.docx
@@ -36,12 +36,7 @@
         <w:jc w:val="center"/>
       </w:pPr>
       <w:r>
-        <w:rPr>
-          <w:i/>
-          <w:color w:val="475569"/>
-          <w:sz w:val="28"/>
-        </w:rPr>
-        <w:t>Projeto: Catálogo de Produtos</w:t>
+        <w:t>Projeto-guia: Catálogo Web → GestorWeb</w:t>
       </w:r>
     </w:p>
     <w:p/>
@@ -1252,6 +1247,11 @@
       </w:tr>
     </w:tbl>
     <w:p/>
+    <w:p>
+      <w:r>
+        <w:t>Ligação com a Aula 3: os produtos e categorias criados nesta aula serão apresentados numa página pública com URLs, views e templates. A partir daqui, o Catálogo Web começa a aparecer no navegador.</w:t>
+      </w:r>
+    </w:p>
     <w:sectPr>
       <w:footerReference w:type="default" r:id="rId9"/>
       <w:headerReference w:type="default" r:id="rId14"/>
